--- a/03_Outputs/final scripts/es/Module 2/2.0.0-es.docx
+++ b/03_Outputs/final scripts/es/Module 2/2.0.0-es.docx
@@ -24,7 +24,7 @@
     </w:p>
     <w:p>
       <w:r>
-        <w:t xml:space="preserve">Además, analizaremos cómo los marcos regulatorios, subsidios dirigidos y herramientas digitales como plataformas de datos geoespaciales permiten a los responsables de políticas identificar áreas desatendidas, priorizar inversiones y optimizar la asignación de recursos.  </w:t>
+        <w:t xml:space="preserve">Además, analizaremos cómo los marcos regulatorios, subsidios dirigidos y herramientas digitales como plataformas de datos geoespaciales permiten a los responsables políticos identificar áreas desatendidas, priorizar inversiones y optimizar la asignación de recursos.  </w:t>
       </w:r>
     </w:p>
     <w:p>
